--- a/Ansible to Orchestrator Transition/InProgress/Get Datastores Greater than 75 Percent Used/Documentation/04_User_Guide.docx
+++ b/Ansible to Orchestrator Transition/InProgress/Get Datastores Greater than 75 Percent Used/Documentation/04_User_Guide.docx
@@ -10,7 +10,7 @@
           <w:sz w:val="22"/>
           <w:szCs w:val="24"/>
         </w:rPr>
-        <w:id w:val="944277143"/>
+        <w:id w:val="-195615427"/>
         <w:docPartObj>
           <w:docPartGallery w:val="Table of Contents"/>
           <w:docPartUnique/>
@@ -51,7 +51,7 @@
           <w:r>
             <w:fldChar w:fldCharType="separate"/>
           </w:r>
-          <w:hyperlink w:anchor="_Toc237256739" w:history="1">
+          <w:hyperlink w:anchor="_Toc237519915" w:history="1">
             <w:r>
               <w:rPr>
                 <w:rStyle w:val="Hyperlink"/>
@@ -78,7 +78,7 @@
                 <w:noProof/>
                 <w:webHidden/>
               </w:rPr>
-              <w:instrText xml:space="preserve"> PAGEREF _Toc237256739 \h </w:instrText>
+              <w:instrText xml:space="preserve"> PAGEREF _Toc237519915 \h </w:instrText>
             </w:r>
             <w:r>
               <w:rPr>
@@ -125,7 +125,7 @@
               <w14:ligatures w14:val="standardContextual"/>
             </w:rPr>
           </w:pPr>
-          <w:hyperlink w:anchor="_Toc237256740" w:history="1">
+          <w:hyperlink w:anchor="_Toc237519916" w:history="1">
             <w:r>
               <w:rPr>
                 <w:rStyle w:val="Hyperlink"/>
@@ -152,7 +152,7 @@
                 <w:noProof/>
                 <w:webHidden/>
               </w:rPr>
-              <w:instrText xml:space="preserve"> PAGEREF _Toc237256740 \h </w:instrText>
+              <w:instrText xml:space="preserve"> PAGEREF _Toc237519916 \h </w:instrText>
             </w:r>
             <w:r>
               <w:rPr>
@@ -199,7 +199,7 @@
               <w14:ligatures w14:val="standardContextual"/>
             </w:rPr>
           </w:pPr>
-          <w:hyperlink w:anchor="_Toc237256741" w:history="1">
+          <w:hyperlink w:anchor="_Toc237519917" w:history="1">
             <w:r>
               <w:rPr>
                 <w:rStyle w:val="Hyperlink"/>
@@ -226,7 +226,7 @@
                 <w:noProof/>
                 <w:webHidden/>
               </w:rPr>
-              <w:instrText xml:space="preserve"> PAGEREF _Toc237256741 \h </w:instrText>
+              <w:instrText xml:space="preserve"> PAGEREF _Toc237519917 \h </w:instrText>
             </w:r>
             <w:r>
               <w:rPr>
@@ -273,7 +273,7 @@
               <w14:ligatures w14:val="standardContextual"/>
             </w:rPr>
           </w:pPr>
-          <w:hyperlink w:anchor="_Toc237256742" w:history="1">
+          <w:hyperlink w:anchor="_Toc237519918" w:history="1">
             <w:r>
               <w:rPr>
                 <w:rStyle w:val="Hyperlink"/>
@@ -300,7 +300,7 @@
                 <w:noProof/>
                 <w:webHidden/>
               </w:rPr>
-              <w:instrText xml:space="preserve"> PAGEREF _Toc237256742 \h </w:instrText>
+              <w:instrText xml:space="preserve"> PAGEREF _Toc237519918 \h </w:instrText>
             </w:r>
             <w:r>
               <w:rPr>
@@ -347,7 +347,7 @@
               <w14:ligatures w14:val="standardContextual"/>
             </w:rPr>
           </w:pPr>
-          <w:hyperlink w:anchor="_Toc237256743" w:history="1">
+          <w:hyperlink w:anchor="_Toc237519919" w:history="1">
             <w:r>
               <w:rPr>
                 <w:rStyle w:val="Hyperlink"/>
@@ -374,7 +374,7 @@
                 <w:noProof/>
                 <w:webHidden/>
               </w:rPr>
-              <w:instrText xml:space="preserve"> PAGEREF _Toc237256743 \h </w:instrText>
+              <w:instrText xml:space="preserve"> PAGEREF _Toc237519919 \h </w:instrText>
             </w:r>
             <w:r>
               <w:rPr>
@@ -421,7 +421,7 @@
               <w14:ligatures w14:val="standardContextual"/>
             </w:rPr>
           </w:pPr>
-          <w:hyperlink w:anchor="_Toc237256744" w:history="1">
+          <w:hyperlink w:anchor="_Toc237519920" w:history="1">
             <w:r>
               <w:rPr>
                 <w:rStyle w:val="Hyperlink"/>
@@ -448,7 +448,7 @@
                 <w:noProof/>
                 <w:webHidden/>
               </w:rPr>
-              <w:instrText xml:space="preserve"> PAGEREF _Toc237256744 \h </w:instrText>
+              <w:instrText xml:space="preserve"> PAGEREF _Toc237519920 \h </w:instrText>
             </w:r>
             <w:r>
               <w:rPr>
@@ -495,7 +495,7 @@
               <w14:ligatures w14:val="standardContextual"/>
             </w:rPr>
           </w:pPr>
-          <w:hyperlink w:anchor="_Toc237256745" w:history="1">
+          <w:hyperlink w:anchor="_Toc237519921" w:history="1">
             <w:r>
               <w:rPr>
                 <w:rStyle w:val="Hyperlink"/>
@@ -522,7 +522,7 @@
                 <w:noProof/>
                 <w:webHidden/>
               </w:rPr>
-              <w:instrText xml:space="preserve"> PAGEREF _Toc237256745 \h </w:instrText>
+              <w:instrText xml:space="preserve"> PAGEREF _Toc237519921 \h </w:instrText>
             </w:r>
             <w:r>
               <w:rPr>
@@ -569,7 +569,7 @@
               <w14:ligatures w14:val="standardContextual"/>
             </w:rPr>
           </w:pPr>
-          <w:hyperlink w:anchor="_Toc237256746" w:history="1">
+          <w:hyperlink w:anchor="_Toc237519922" w:history="1">
             <w:r>
               <w:rPr>
                 <w:rStyle w:val="Hyperlink"/>
@@ -596,7 +596,7 @@
                 <w:noProof/>
                 <w:webHidden/>
               </w:rPr>
-              <w:instrText xml:space="preserve"> PAGEREF _Toc237256746 \h </w:instrText>
+              <w:instrText xml:space="preserve"> PAGEREF _Toc237519922 \h </w:instrText>
             </w:r>
             <w:r>
               <w:rPr>
@@ -643,7 +643,7 @@
               <w14:ligatures w14:val="standardContextual"/>
             </w:rPr>
           </w:pPr>
-          <w:hyperlink w:anchor="_Toc237256747" w:history="1">
+          <w:hyperlink w:anchor="_Toc237519923" w:history="1">
             <w:r>
               <w:rPr>
                 <w:rStyle w:val="Hyperlink"/>
@@ -670,7 +670,7 @@
                 <w:noProof/>
                 <w:webHidden/>
               </w:rPr>
-              <w:instrText xml:space="preserve"> PAGEREF _Toc237256747 \h </w:instrText>
+              <w:instrText xml:space="preserve"> PAGEREF _Toc237519923 \h </w:instrText>
             </w:r>
             <w:r>
               <w:rPr>
@@ -717,7 +717,7 @@
               <w14:ligatures w14:val="standardContextual"/>
             </w:rPr>
           </w:pPr>
-          <w:hyperlink w:anchor="_Toc237256748" w:history="1">
+          <w:hyperlink w:anchor="_Toc237519924" w:history="1">
             <w:r>
               <w:rPr>
                 <w:rStyle w:val="Hyperlink"/>
@@ -744,7 +744,7 @@
                 <w:noProof/>
                 <w:webHidden/>
               </w:rPr>
-              <w:instrText xml:space="preserve"> PAGEREF _Toc237256748 \h </w:instrText>
+              <w:instrText xml:space="preserve"> PAGEREF _Toc237519924 \h </w:instrText>
             </w:r>
             <w:r>
               <w:rPr>
@@ -791,7 +791,7 @@
               <w14:ligatures w14:val="standardContextual"/>
             </w:rPr>
           </w:pPr>
-          <w:hyperlink w:anchor="_Toc237256749" w:history="1">
+          <w:hyperlink w:anchor="_Toc237519925" w:history="1">
             <w:r>
               <w:rPr>
                 <w:rStyle w:val="Hyperlink"/>
@@ -818,7 +818,7 @@
                 <w:noProof/>
                 <w:webHidden/>
               </w:rPr>
-              <w:instrText xml:space="preserve"> PAGEREF _Toc237256749 \h </w:instrText>
+              <w:instrText xml:space="preserve"> PAGEREF _Toc237519925 \h </w:instrText>
             </w:r>
             <w:r>
               <w:rPr>
@@ -865,7 +865,7 @@
               <w14:ligatures w14:val="standardContextual"/>
             </w:rPr>
           </w:pPr>
-          <w:hyperlink w:anchor="_Toc237256750" w:history="1">
+          <w:hyperlink w:anchor="_Toc237519926" w:history="1">
             <w:r>
               <w:rPr>
                 <w:rStyle w:val="Hyperlink"/>
@@ -892,7 +892,7 @@
                 <w:noProof/>
                 <w:webHidden/>
               </w:rPr>
-              <w:instrText xml:space="preserve"> PAGEREF _Toc237256750 \h </w:instrText>
+              <w:instrText xml:space="preserve"> PAGEREF _Toc237519926 \h </w:instrText>
             </w:r>
             <w:r>
               <w:rPr>
@@ -939,7 +939,7 @@
               <w14:ligatures w14:val="standardContextual"/>
             </w:rPr>
           </w:pPr>
-          <w:hyperlink w:anchor="_Toc237256751" w:history="1">
+          <w:hyperlink w:anchor="_Toc237519927" w:history="1">
             <w:r>
               <w:rPr>
                 <w:rStyle w:val="Hyperlink"/>
@@ -966,7 +966,7 @@
                 <w:noProof/>
                 <w:webHidden/>
               </w:rPr>
-              <w:instrText xml:space="preserve"> PAGEREF _Toc237256751 \h </w:instrText>
+              <w:instrText xml:space="preserve"> PAGEREF _Toc237519927 \h </w:instrText>
             </w:r>
             <w:r>
               <w:rPr>
@@ -1013,7 +1013,7 @@
               <w14:ligatures w14:val="standardContextual"/>
             </w:rPr>
           </w:pPr>
-          <w:hyperlink w:anchor="_Toc237256752" w:history="1">
+          <w:hyperlink w:anchor="_Toc237519928" w:history="1">
             <w:r>
               <w:rPr>
                 <w:rStyle w:val="Hyperlink"/>
@@ -1040,7 +1040,7 @@
                 <w:noProof/>
                 <w:webHidden/>
               </w:rPr>
-              <w:instrText xml:space="preserve"> PAGEREF _Toc237256752 \h </w:instrText>
+              <w:instrText xml:space="preserve"> PAGEREF _Toc237519928 \h </w:instrText>
             </w:r>
             <w:r>
               <w:rPr>
@@ -1083,7 +1083,7 @@
         <w:pStyle w:val="Heading1"/>
       </w:pPr>
       <w:bookmarkStart w:id="0" w:name="user-guide--datastore-capacity-report"/>
-      <w:bookmarkStart w:id="1" w:name="_Toc237256739"/>
+      <w:bookmarkStart w:id="1" w:name="_Toc237519915"/>
       <w:r>
         <w:t>User Guide — Datastore Capacity Report</w:t>
       </w:r>
@@ -1136,7 +1136,7 @@
     </w:p>
     <w:p>
       <w:r>
-        <w:pict w14:anchorId="0EBB4FA3">
+        <w:pict w14:anchorId="4280737D">
           <v:rect id="_x0000_i1025" style="width:0;height:1.5pt" o:hralign="center" o:hrstd="t" o:hr="t"/>
         </w:pict>
       </w:r>
@@ -1146,7 +1146,7 @@
         <w:pStyle w:val="Heading2"/>
       </w:pPr>
       <w:bookmarkStart w:id="2" w:name="X39b4112496e6535840afc8a42cae34cecfaef40"/>
-      <w:bookmarkStart w:id="3" w:name="_Toc237256740"/>
+      <w:bookmarkStart w:id="3" w:name="_Toc237519916"/>
       <w:r>
         <w:t>1. What it does</w:t>
       </w:r>
@@ -1185,7 +1185,7 @@
     </w:p>
     <w:p>
       <w:r>
-        <w:pict w14:anchorId="42EAD51D">
+        <w:pict w14:anchorId="54DB507C">
           <v:rect id="_x0000_i1026" style="width:0;height:1.5pt" o:hralign="center" o:hrstd="t" o:hr="t"/>
         </w:pict>
       </w:r>
@@ -1195,7 +1195,7 @@
         <w:pStyle w:val="Heading2"/>
       </w:pPr>
       <w:bookmarkStart w:id="4" w:name="X4056f38db4973c5554d212b12d3b2738a68cd3a"/>
-      <w:bookmarkStart w:id="5" w:name="_Toc237256741"/>
+      <w:bookmarkStart w:id="5" w:name="_Toc237519917"/>
       <w:bookmarkEnd w:id="2"/>
       <w:r>
         <w:t>2. Reading the report</w:t>
@@ -1207,7 +1207,7 @@
         <w:pStyle w:val="Heading3"/>
       </w:pPr>
       <w:bookmarkStart w:id="6" w:name="header"/>
-      <w:bookmarkStart w:id="7" w:name="_Toc237256742"/>
+      <w:bookmarkStart w:id="7" w:name="_Toc237519918"/>
       <w:r>
         <w:t>Header</w:t>
       </w:r>
@@ -1456,7 +1456,7 @@
         <w:pStyle w:val="Heading3"/>
       </w:pPr>
       <w:bookmarkStart w:id="8" w:name="bands"/>
-      <w:bookmarkStart w:id="9" w:name="_Toc237256743"/>
+      <w:bookmarkStart w:id="9" w:name="_Toc237519919"/>
       <w:bookmarkEnd w:id="6"/>
       <w:r>
         <w:t>Bands</w:t>
@@ -1687,7 +1687,7 @@
         <w:pStyle w:val="Heading3"/>
       </w:pPr>
       <w:bookmarkStart w:id="10" w:name="columns"/>
-      <w:bookmarkStart w:id="11" w:name="_Toc237256744"/>
+      <w:bookmarkStart w:id="11" w:name="_Toc237519920"/>
       <w:bookmarkEnd w:id="8"/>
       <w:r>
         <w:t>Columns</w:t>
@@ -2088,7 +2088,7 @@
         <w:pStyle w:val="Heading3"/>
       </w:pPr>
       <w:bookmarkStart w:id="12" w:name="red-banner-this-report-is-incomplete"/>
-      <w:bookmarkStart w:id="13" w:name="_Toc237256745"/>
+      <w:bookmarkStart w:id="13" w:name="_Toc237519921"/>
       <w:bookmarkEnd w:id="10"/>
       <w:r>
         <w:t>Red banner: "This report is incomplete"</w:t>
@@ -2118,7 +2118,7 @@
         <w:pStyle w:val="Heading3"/>
       </w:pPr>
       <w:bookmarkStart w:id="14" w:name="datastores-that-could-not-be-evaluated"/>
-      <w:bookmarkStart w:id="15" w:name="_Toc237256746"/>
+      <w:bookmarkStart w:id="15" w:name="_Toc237519922"/>
       <w:bookmarkEnd w:id="12"/>
       <w:r>
         <w:t>"Datastores that could not be evaluated"</w:t>
@@ -2138,7 +2138,7 @@
     </w:p>
     <w:p>
       <w:r>
-        <w:pict w14:anchorId="45FE9C84">
+        <w:pict w14:anchorId="7CAB8939">
           <v:rect id="_x0000_i1027" style="width:0;height:1.5pt" o:hralign="center" o:hrstd="t" o:hr="t"/>
         </w:pict>
       </w:r>
@@ -2148,7 +2148,7 @@
         <w:pStyle w:val="Heading2"/>
       </w:pPr>
       <w:bookmarkStart w:id="16" w:name="X0f8d10d24273786674260854fc2f2075cec91fc"/>
-      <w:bookmarkStart w:id="17" w:name="_Toc237256747"/>
+      <w:bookmarkStart w:id="17" w:name="_Toc237519923"/>
       <w:bookmarkEnd w:id="4"/>
       <w:bookmarkEnd w:id="14"/>
       <w:r>
@@ -2254,7 +2254,7 @@
     </w:p>
     <w:p>
       <w:r>
-        <w:pict w14:anchorId="53C74BC5">
+        <w:pict w14:anchorId="5BBC4A4A">
           <v:rect id="_x0000_i1028" style="width:0;height:1.5pt" o:hralign="center" o:hrstd="t" o:hr="t"/>
         </w:pict>
       </w:r>
@@ -2264,7 +2264,7 @@
         <w:pStyle w:val="Heading2"/>
       </w:pPr>
       <w:bookmarkStart w:id="18" w:name="Xa62a3925946113bf7eb429d3904132706da331a"/>
-      <w:bookmarkStart w:id="19" w:name="_Toc237256748"/>
+      <w:bookmarkStart w:id="19" w:name="_Toc237519924"/>
       <w:bookmarkEnd w:id="16"/>
       <w:r>
         <w:t>4. Inputs you might change</w:t>
@@ -2816,7 +2816,7 @@
     </w:tbl>
     <w:p>
       <w:r>
-        <w:pict w14:anchorId="1FB299E9">
+        <w:pict w14:anchorId="617AD904">
           <v:rect id="_x0000_i1029" style="width:0;height:1.5pt" o:hralign="center" o:hrstd="t" o:hr="t"/>
         </w:pict>
       </w:r>
@@ -2826,7 +2826,7 @@
         <w:pStyle w:val="Heading2"/>
       </w:pPr>
       <w:bookmarkStart w:id="20" w:name="X77ebf804ec804f3ebdf2c89bdbee287acb1d2f8"/>
-      <w:bookmarkStart w:id="21" w:name="_Toc237256749"/>
+      <w:bookmarkStart w:id="21" w:name="_Toc237519925"/>
       <w:bookmarkEnd w:id="18"/>
       <w:r>
         <w:t>5. Outputs</w:t>
@@ -3043,7 +3043,7 @@
     </w:p>
     <w:p>
       <w:r>
-        <w:pict w14:anchorId="21C75537">
+        <w:pict w14:anchorId="40E44A04">
           <v:rect id="_x0000_i1030" style="width:0;height:1.5pt" o:hralign="center" o:hrstd="t" o:hr="t"/>
         </w:pict>
       </w:r>
@@ -3053,7 +3053,7 @@
         <w:pStyle w:val="Heading2"/>
       </w:pPr>
       <w:bookmarkStart w:id="22" w:name="X478e1ab01478b20d2d1c950ae21afbffd919af9"/>
-      <w:bookmarkStart w:id="23" w:name="_Toc237256750"/>
+      <w:bookmarkStart w:id="23" w:name="_Toc237519926"/>
       <w:bookmarkEnd w:id="20"/>
       <w:r>
         <w:t>6. What changed from the Ansible report</w:t>
@@ -3210,10 +3210,10 @@
           <w:b/>
           <w:bCs/>
         </w:rPr>
-        <w:t>A report even when a vCenter is down.</w:t>
-      </w:r>
-      <w:r>
-        <w:t xml:space="preserve"> The old script stopped on the first unreachable vCenter and sent nothing at all.</w:t>
+        <w:t>A report even when a vCenter rejects authentication.</w:t>
+      </w:r>
+      <w:r>
+        <w:t xml:space="preserve"> The old script skipped a vCenter it could not reach on port 443, but a vCenter that answered and then failed to authenticate — expired or locked service account — ended the run and sent nothing at all.</w:t>
       </w:r>
     </w:p>
     <w:p>
@@ -3225,15 +3225,30 @@
           <w:b/>
           <w:bCs/>
         </w:rPr>
-        <w:t>A higher count does not mean your estate got worse.</w:t>
-      </w:r>
-      <w:r>
-        <w:t xml:space="preserve"> It means the report is now showing you what was always there.</w:t>
+        <w:t>What has not changed:</w:t>
+      </w:r>
+      <w:r>
+        <w:t xml:space="preserve"> the look of the email. The banded layout and the accent colours are carried over deliberately, so the report stays familiar.</w:t>
       </w:r>
     </w:p>
     <w:p>
-      <w:r>
-        <w:pict w14:anchorId="771CE316">
+      <w:pPr>
+        <w:pStyle w:val="BodyText"/>
+      </w:pPr>
+      <w:r>
+        <w:rPr>
+          <w:b/>
+          <w:bCs/>
+        </w:rPr>
+        <w:t>A higher count does not mean your estate got worse.</w:t>
+      </w:r>
+      <w:r>
+        <w:t xml:space="preserve"> It means the report is now showing you what was always there.</w:t>
+      </w:r>
+    </w:p>
+    <w:p>
+      <w:r>
+        <w:pict w14:anchorId="10F853F2">
           <v:rect id="_x0000_i1031" style="width:0;height:1.5pt" o:hralign="center" o:hrstd="t" o:hr="t"/>
         </w:pict>
       </w:r>
@@ -3243,7 +3258,7 @@
         <w:pStyle w:val="Heading2"/>
       </w:pPr>
       <w:bookmarkStart w:id="24" w:name="Xb70fbba00388a8f0f61d5e320f17f72503aedd8"/>
-      <w:bookmarkStart w:id="25" w:name="_Toc237256751"/>
+      <w:bookmarkStart w:id="25" w:name="_Toc237519927"/>
       <w:bookmarkEnd w:id="22"/>
       <w:r>
         <w:t>7. Known limitations</w:t>
@@ -3543,7 +3558,7 @@
     </w:tbl>
     <w:p>
       <w:r>
-        <w:pict w14:anchorId="2A40C778">
+        <w:pict w14:anchorId="21B9323F">
           <v:rect id="_x0000_i1032" style="width:0;height:1.5pt" o:hralign="center" o:hrstd="t" o:hr="t"/>
         </w:pict>
       </w:r>
@@ -3553,7 +3568,7 @@
         <w:pStyle w:val="Heading2"/>
       </w:pPr>
       <w:bookmarkStart w:id="26" w:name="Xcc538b59fc8688663e17926a1e4499cd83dfccf"/>
-      <w:bookmarkStart w:id="27" w:name="_Toc237256752"/>
+      <w:bookmarkStart w:id="27" w:name="_Toc237519928"/>
       <w:bookmarkEnd w:id="24"/>
       <w:r>
         <w:t>8. Troubleshooting</w:t>
@@ -4167,7 +4182,7 @@
   <w:abstractNum w:abstractNumId="0" w15:restartNumberingAfterBreak="0">
     <w:nsid w:val="0000A990"/>
     <w:multiLevelType w:val="multilevel"/>
-    <w:tmpl w:val="69B4ACDC"/>
+    <w:tmpl w:val="758045CC"/>
     <w:lvl w:ilvl="0">
       <w:numFmt w:val="bullet"/>
       <w:lvlText w:val=" "/>
@@ -4244,7 +4259,7 @@
   <w:abstractNum w:abstractNumId="1" w15:restartNumberingAfterBreak="0">
     <w:nsid w:val="00A99411"/>
     <w:multiLevelType w:val="multilevel"/>
-    <w:tmpl w:val="8A428ACC"/>
+    <w:tmpl w:val="AF7235B8"/>
     <w:lvl w:ilvl="0">
       <w:start w:val="1"/>
       <w:numFmt w:val="decimal"/>
@@ -4327,10 +4342,10 @@
       </w:pPr>
     </w:lvl>
   </w:abstractNum>
-  <w:num w:numId="1" w16cid:durableId="1571959743">
+  <w:num w:numId="1" w16cid:durableId="1208563391">
     <w:abstractNumId w:val="0"/>
   </w:num>
-  <w:num w:numId="2" w16cid:durableId="740060958">
+  <w:num w:numId="2" w16cid:durableId="298535592">
     <w:abstractNumId w:val="1"/>
     <w:lvlOverride w:ilvl="0">
       <w:startOverride w:val="1"/>
@@ -4360,7 +4375,7 @@
       <w:startOverride w:val="1"/>
     </w:lvlOverride>
   </w:num>
-  <w:num w:numId="3" w16cid:durableId="1241215628">
+  <w:num w:numId="3" w16cid:durableId="304552805">
     <w:abstractNumId w:val="1"/>
     <w:lvlOverride w:ilvl="0">
       <w:startOverride w:val="1"/>
@@ -5652,7 +5667,7 @@
     <w:next w:val="Normal"/>
     <w:autoRedefine/>
     <w:uiPriority w:val="39"/>
-    <w:rsid w:val="00EE0DDC"/>
+    <w:rsid w:val="00A30A86"/>
     <w:pPr>
       <w:spacing w:after="100"/>
     </w:pPr>
@@ -5663,7 +5678,7 @@
     <w:next w:val="Normal"/>
     <w:autoRedefine/>
     <w:uiPriority w:val="39"/>
-    <w:rsid w:val="00EE0DDC"/>
+    <w:rsid w:val="00A30A86"/>
     <w:pPr>
       <w:spacing w:after="100"/>
       <w:ind w:left="220"/>
@@ -5675,7 +5690,7 @@
     <w:next w:val="Normal"/>
     <w:autoRedefine/>
     <w:uiPriority w:val="39"/>
-    <w:rsid w:val="00EE0DDC"/>
+    <w:rsid w:val="00A30A86"/>
     <w:pPr>
       <w:spacing w:after="100"/>
       <w:ind w:left="440"/>
